--- a/templates/apply/documents/contract_2027_self_arranged.docx
+++ b/templates/apply/documents/contract_2027_self_arranged.docx
@@ -17,7 +17,7 @@
           <w:sz w:val="25"/>
           <w:szCs w:val="28"/>
         </w:rPr>
-        <w:t xml:space="preserve">Договор № {{ contract_number }}</w:t>
+        <w:t>Договор от {{ today }} г.</w:t>
       </w:r>
     </w:p>
     <w:p>

--- a/templates/apply/documents/contract_2027_self_arranged.docx
+++ b/templates/apply/documents/contract_2027_self_arranged.docx
@@ -4056,7 +4056,7 @@
           <w:rFonts w:ascii="Arial" w:hAnsi="Arial"/>
           <w:sz w:val="18"/>
         </w:rPr>
-        <w:t xml:space="preserve"> 24 часа в денонощието на тел: +359 889 966 583 и на имейл info@aimtravel.bg.</w:t>
+        <w:t xml:space="preserve"> в работни дни от 09:30 до 17:30 ч. на тел: +359 889 966 583 и на имейл info@aimtravel.bg.</w:t>
       </w:r>
     </w:p>
     <w:p>
